--- a/thesis/docx/chapter07_gating_and_pathway_graph.docx
+++ b/thesis/docx/chapter07_gating_and_pathway_graph.docx
@@ -1416,7 +1416,7 @@
         <w:pStyle w:val="FirstParagraph"/>
       </w:pPr>
       <w:r>
-        <w:t xml:space="preserve">The graph is curated, versioned and anchored to KEGG [3], Reactome [31] and IUPHAR [32]. Read directly</w:t>
+        <w:t xml:space="preserve">The graph is curated, versioned and anchored to KEGG [31], Reactome [32] and IUPHAR [33]. Read directly</w:t>
       </w:r>
       <w:r>
         <w:t xml:space="preserve"> </w:t>
@@ -1434,10 +1434,7 @@
         <w:t xml:space="preserve">app.py</w:t>
       </w:r>
       <w:r>
-        <w:t xml:space="preserve"> </w:t>
-      </w:r>
-      <w:r>
-        <w:t xml:space="preserve">during this session it holds:</w:t>
+        <w:t xml:space="preserve">, it holds:</w:t>
       </w:r>
     </w:p>
     <w:tbl>
@@ -4704,34 +4701,13 @@
         <w:t xml:space="preserve"> </w:t>
       </w:r>
       <w:r>
-        <w:t xml:space="preserve">computed against. It had been built on 2 August, three weeks before the neutralisation retrain, and</w:t>
-      </w:r>
-      <w:r>
-        <w:t xml:space="preserve"> </w:t>
-      </w:r>
-      <w:r>
-        <w:t xml:space="preserve">every base rate except the barrier model’s was too high. Commit</w:t>
-      </w:r>
-      <w:r>
-        <w:t xml:space="preserve"> </w:t>
-      </w:r>
-      <w:r>
-        <w:rPr>
-          <w:rStyle w:val="VerbatimChar"/>
-        </w:rPr>
-        <w:t xml:space="preserve">fd7aaa0</w:t>
-      </w:r>
-      <w:r>
-        <w:t xml:space="preserve"> </w:t>
-      </w:r>
-      <w:r>
-        <w:t xml:space="preserve">of 25 August corrected all</w:t>
-      </w:r>
-      <w:r>
-        <w:t xml:space="preserve"> </w:t>
-      </w:r>
-      <w:r>
-        <w:t xml:space="preserve">eight:</w:t>
+        <w:t xml:space="preserve">computed against. It had been built before the neutralisation retrain, and every base rate except</w:t>
+      </w:r>
+      <w:r>
+        <w:t xml:space="preserve"> </w:t>
+      </w:r>
+      <w:r>
+        <w:t xml:space="preserve">the barrier model’s was too high. All eight have since been corrected:</w:t>
       </w:r>
     </w:p>
     <w:tbl>
